--- a/Practical-3/PRAC-3(WDF).docx
+++ b/Practical-3/PRAC-3(WDF).docx
@@ -1,6 +1,6 @@
 
 <file path=word/document.xml><?xml version="1.0" encoding="utf-8"?>
-<w:document xmlns:wpc="http://schemas.microsoft.com/office/word/2010/wordprocessingCanvas" xmlns:cx="http://schemas.microsoft.com/office/drawing/2014/chartex" xmlns:cx1="http://schemas.microsoft.com/office/drawing/2015/9/8/chartex" xmlns:cx2="http://schemas.microsoft.com/office/drawing/2015/10/21/chartex" xmlns:cx3="http://schemas.microsoft.com/office/drawing/2016/5/9/chartex" xmlns:cx4="http://schemas.microsoft.com/office/drawing/2016/5/10/chartex" xmlns:cx5="http://schemas.microsoft.com/office/drawing/2016/5/11/chartex" xmlns:cx6="http://schemas.microsoft.com/office/drawing/2016/5/12/chartex" xmlns:cx7="http://schemas.microsoft.com/office/drawing/2016/5/13/chartex" xmlns:cx8="http://schemas.microsoft.com/office/drawing/2016/5/14/chartex" xmlns:mc="http://schemas.openxmlformats.org/markup-compatibility/2006" xmlns:aink="http://schemas.microsoft.com/office/drawing/2016/ink" xmlns:am3d="http://schemas.microsoft.com/office/drawing/2017/model3d" xmlns:o="urn:schemas-microsoft-com:office:office" xmlns:oel="http://schemas.microsoft.com/office/2019/extlst" xmlns:r="http://schemas.openxmlformats.org/officeDocument/2006/relationships" xmlns:m="http://schemas.openxmlformats.org/officeDocument/2006/math" xmlns:v="urn:schemas-microsoft-com:vml" xmlns:wp14="http://schemas.microsoft.com/office/word/2010/wordprocessingDrawing" xmlns:wp="http://schemas.openxmlformats.org/drawingml/2006/wordprocessingDrawing" xmlns:w10="urn:schemas-microsoft-com:office:word" xmlns:w="http://schemas.openxmlformats.org/wordprocessingml/2006/main" xmlns:w14="http://schemas.microsoft.com/office/word/2010/wordml" xmlns:w15="http://schemas.microsoft.com/office/word/2012/wordml" xmlns:w16cei="http://schemas.microsoft.com/office/word/2026/wordml/cei" xmlns:w16cex="http://schemas.microsoft.com/office/word/2018/wordml/cex" xmlns:w16cid="http://schemas.microsoft.com/office/word/2016/wordml/cid" xmlns:w16="http://schemas.microsoft.com/office/word/2018/wordml" xmlns:w16du="http://schemas.microsoft.com/office/word/2023/wordml/word16du" xmlns:w16sdtdh="http://schemas.microsoft.com/office/word/2020/wordml/sdtdatahash" xmlns:w16sdtfl="http://schemas.microsoft.com/office/word/2024/wordml/sdtformatlock" xmlns:w16se="http://schemas.microsoft.com/office/word/2015/wordml/symex" xmlns:wpg="http://schemas.microsoft.com/office/word/2010/wordprocessingGroup" xmlns:wpi="http://schemas.microsoft.com/office/word/2010/wordprocessingInk" xmlns:wne="http://schemas.microsoft.com/office/word/2006/wordml" xmlns:wps="http://schemas.microsoft.com/office/word/2010/wordprocessingShape" mc:Ignorable="w14 w15 w16se w16cid w16 w16cex w16sdtdh w16sdtfl w16du wp14">
+<w:document xmlns:wpc="http://schemas.microsoft.com/office/word/2010/wordprocessingCanvas" xmlns:cx="http://schemas.microsoft.com/office/drawing/2014/chartex" xmlns:cx1="http://schemas.microsoft.com/office/drawing/2015/9/8/chartex" xmlns:cx2="http://schemas.microsoft.com/office/drawing/2015/10/21/chartex" xmlns:cx3="http://schemas.microsoft.com/office/drawing/2016/5/9/chartex" xmlns:cx4="http://schemas.microsoft.com/office/drawing/2016/5/10/chartex" xmlns:cx5="http://schemas.microsoft.com/office/drawing/2016/5/11/chartex" xmlns:cx6="http://schemas.microsoft.com/office/drawing/2016/5/12/chartex" xmlns:cx7="http://schemas.microsoft.com/office/drawing/2016/5/13/chartex" xmlns:cx8="http://schemas.microsoft.com/office/drawing/2016/5/14/chartex" xmlns:mc="http://schemas.openxmlformats.org/markup-compatibility/2006" xmlns:aink="http://schemas.microsoft.com/office/drawing/2016/ink" xmlns:am3d="http://schemas.microsoft.com/office/drawing/2017/model3d" xmlns:o="urn:schemas-microsoft-com:office:office" xmlns:oel="http://schemas.microsoft.com/office/2019/extlst" xmlns:r="http://schemas.openxmlformats.org/officeDocument/2006/relationships" xmlns:m="http://schemas.openxmlformats.org/officeDocument/2006/math" xmlns:v="urn:schemas-microsoft-com:vml" xmlns:wp14="http://schemas.microsoft.com/office/word/2010/wordprocessingDrawing" xmlns:wp="http://schemas.openxmlformats.org/drawingml/2006/wordprocessingDrawing" xmlns:w10="urn:schemas-microsoft-com:office:word" xmlns:w="http://schemas.openxmlformats.org/wordprocessingml/2006/main" xmlns:w14="http://schemas.microsoft.com/office/word/2010/wordml" xmlns:w15="http://schemas.microsoft.com/office/word/2012/wordml" xmlns:w16cex="http://schemas.microsoft.com/office/word/2018/wordml/cex" xmlns:w16cid="http://schemas.microsoft.com/office/word/2016/wordml/cid" xmlns:w16="http://schemas.microsoft.com/office/word/2018/wordml" xmlns:w16du="http://schemas.microsoft.com/office/word/2023/wordml/word16du" xmlns:w16sdtdh="http://schemas.microsoft.com/office/word/2020/wordml/sdtdatahash" xmlns:w16sdtfl="http://schemas.microsoft.com/office/word/2024/wordml/sdtformatlock" xmlns:w16se="http://schemas.microsoft.com/office/word/2015/wordml/symex" xmlns:wpg="http://schemas.microsoft.com/office/word/2010/wordprocessingGroup" xmlns:wpi="http://schemas.microsoft.com/office/word/2010/wordprocessingInk" xmlns:wne="http://schemas.microsoft.com/office/word/2006/wordml" xmlns:wps="http://schemas.microsoft.com/office/word/2010/wordprocessingShape" mc:Ignorable="w14 w15 w16se w16cid w16 w16cex w16sdtdh w16sdtfl w16du wp14">
   <w:body>
     <w:p>
       <w:pPr>
@@ -549,7 +549,7 @@
                     <pic:cNvPicPr/>
                   </pic:nvPicPr>
                   <pic:blipFill>
-                    <a:blip r:embed="rId5"/>
+                    <a:blip r:embed="rId7"/>
                     <a:stretch>
                       <a:fillRect/>
                     </a:stretch>
@@ -605,7 +605,7 @@
                     <pic:cNvPicPr/>
                   </pic:nvPicPr>
                   <pic:blipFill>
-                    <a:blip r:embed="rId6"/>
+                    <a:blip r:embed="rId8"/>
                     <a:stretch>
                       <a:fillRect/>
                     </a:stretch>
@@ -663,7 +663,7 @@
                     <pic:cNvPicPr/>
                   </pic:nvPicPr>
                   <pic:blipFill>
-                    <a:blip r:embed="rId7"/>
+                    <a:blip r:embed="rId9"/>
                     <a:stretch>
                       <a:fillRect/>
                     </a:stretch>
@@ -719,7 +719,7 @@
                     <pic:cNvPicPr/>
                   </pic:nvPicPr>
                   <pic:blipFill>
-                    <a:blip r:embed="rId8"/>
+                    <a:blip r:embed="rId10"/>
                     <a:stretch>
                       <a:fillRect/>
                     </a:stretch>
@@ -778,7 +778,7 @@
                     <pic:cNvPicPr/>
                   </pic:nvPicPr>
                   <pic:blipFill>
-                    <a:blip r:embed="rId9"/>
+                    <a:blip r:embed="rId11"/>
                     <a:stretch>
                       <a:fillRect/>
                     </a:stretch>
@@ -834,7 +834,7 @@
                     <pic:cNvPicPr/>
                   </pic:nvPicPr>
                   <pic:blipFill>
-                    <a:blip r:embed="rId10"/>
+                    <a:blip r:embed="rId12"/>
                     <a:stretch>
                       <a:fillRect/>
                     </a:stretch>
@@ -893,7 +893,7 @@
                     <pic:cNvPicPr/>
                   </pic:nvPicPr>
                   <pic:blipFill>
-                    <a:blip r:embed="rId11"/>
+                    <a:blip r:embed="rId13"/>
                     <a:stretch>
                       <a:fillRect/>
                     </a:stretch>
@@ -949,7 +949,7 @@
                     <pic:cNvPicPr/>
                   </pic:nvPicPr>
                   <pic:blipFill>
-                    <a:blip r:embed="rId12"/>
+                    <a:blip r:embed="rId14"/>
                     <a:stretch>
                       <a:fillRect/>
                     </a:stretch>
@@ -1008,7 +1008,7 @@
                     <pic:cNvPicPr/>
                   </pic:nvPicPr>
                   <pic:blipFill>
-                    <a:blip r:embed="rId13"/>
+                    <a:blip r:embed="rId15"/>
                     <a:stretch>
                       <a:fillRect/>
                     </a:stretch>
@@ -1064,7 +1064,7 @@
                     <pic:cNvPicPr/>
                   </pic:nvPicPr>
                   <pic:blipFill>
-                    <a:blip r:embed="rId14"/>
+                    <a:blip r:embed="rId16"/>
                     <a:stretch>
                       <a:fillRect/>
                     </a:stretch>
@@ -1110,31 +1110,54 @@
           <w:sz w:val="28"/>
           <w:szCs w:val="22"/>
         </w:rPr>
-        <w:lastRenderedPageBreak/>
         <w:t>GitHub Repository Link:</w:t>
       </w:r>
     </w:p>
     <w:p>
       <w:pPr>
-        <w:pStyle w:val="Heading2"/>
-        <w:ind w:left="360"/>
-        <w:rPr>
-          <w:rFonts w:ascii="Times New Roman" w:eastAsia="Times New Roman" w:hAnsi="Times New Roman" w:cstheme="minorBidi"/>
-          <w:b/>
-          <w:color w:val="auto"/>
-          <w:sz w:val="28"/>
-          <w:szCs w:val="22"/>
-        </w:rPr>
-      </w:pPr>
-      <w:hyperlink r:id="rId15" w:history="1">
+        <w:rPr>
+          <w:rFonts w:asciiTheme="majorHAnsi" w:eastAsiaTheme="majorEastAsia" w:hAnsiTheme="majorHAnsi" w:cstheme="majorBidi"/>
+          <w:color w:val="2F5496" w:themeColor="accent1" w:themeShade="BF"/>
+          <w:sz w:val="32"/>
+          <w:szCs w:val="32"/>
+        </w:rPr>
+      </w:pPr>
+      <w:hyperlink r:id="rId17" w:history="1">
         <w:r>
           <w:rPr>
             <w:rStyle w:val="Hyperlink"/>
-            <w:rFonts w:ascii="Times New Roman" w:eastAsia="Times New Roman" w:hAnsi="Times New Roman" w:cstheme="minorBidi"/>
-            <w:sz w:val="28"/>
-            <w:szCs w:val="22"/>
+            <w:rFonts w:asciiTheme="majorHAnsi" w:eastAsiaTheme="majorEastAsia" w:hAnsiTheme="majorHAnsi" w:cstheme="majorBidi"/>
+            <w:sz w:val="32"/>
+            <w:szCs w:val="32"/>
           </w:rPr>
-          <w:t>https://github.com/shiloni28/WDF.git</w:t>
+          <w:t>https://github.com/princemerja2/WDF/tree/main/P</w:t>
+        </w:r>
+        <w:r>
+          <w:rPr>
+            <w:rStyle w:val="Hyperlink"/>
+            <w:rFonts w:asciiTheme="majorHAnsi" w:eastAsiaTheme="majorEastAsia" w:hAnsiTheme="majorHAnsi" w:cstheme="majorBidi"/>
+            <w:sz w:val="32"/>
+            <w:szCs w:val="32"/>
+          </w:rPr>
+          <w:t>r</w:t>
+        </w:r>
+        <w:r>
+          <w:rPr>
+            <w:rStyle w:val="Hyperlink"/>
+            <w:rFonts w:asciiTheme="majorHAnsi" w:eastAsiaTheme="majorEastAsia" w:hAnsiTheme="majorHAnsi" w:cstheme="majorBidi"/>
+            <w:sz w:val="32"/>
+            <w:szCs w:val="32"/>
+          </w:rPr>
+          <w:t>actical-</w:t>
+        </w:r>
+        <w:r>
+          <w:rPr>
+            <w:rStyle w:val="Hyperlink"/>
+            <w:rFonts w:asciiTheme="majorHAnsi" w:eastAsiaTheme="majorEastAsia" w:hAnsiTheme="majorHAnsi" w:cstheme="majorBidi"/>
+            <w:sz w:val="32"/>
+            <w:szCs w:val="32"/>
+          </w:rPr>
+          <w:t>3</w:t>
         </w:r>
       </w:hyperlink>
     </w:p>
@@ -1342,7 +1365,7 @@
                     <pic:cNvPicPr/>
                   </pic:nvPicPr>
                   <pic:blipFill>
-                    <a:blip r:embed="rId16">
+                    <a:blip r:embed="rId18">
                       <a:extLst>
                         <a:ext uri="{28A0092B-C50C-407E-A947-70E740481C1C}">
                           <a14:useLocalDpi xmlns:a14="http://schemas.microsoft.com/office/drawing/2010/main" val="0"/>
@@ -1381,21 +1404,21 @@
           <w:bCs/>
           <w:sz w:val="28"/>
         </w:rPr>
+        <w:t>But then I get to know about “Block” feature that does this.</w:t>
+      </w:r>
+    </w:p>
+    <w:p>
+      <w:pPr>
+        <w:rPr>
+          <w:bCs/>
+          <w:sz w:val="28"/>
+        </w:rPr>
+      </w:pPr>
+      <w:r>
+        <w:rPr>
+          <w:noProof/>
+        </w:rPr>
         <w:lastRenderedPageBreak/>
-        <w:t>But then I get to know about “Block” feature that does this.</w:t>
-      </w:r>
-    </w:p>
-    <w:p>
-      <w:pPr>
-        <w:rPr>
-          <w:bCs/>
-          <w:sz w:val="28"/>
-        </w:rPr>
-      </w:pPr>
-      <w:r>
-        <w:rPr>
-          <w:noProof/>
-        </w:rPr>
         <w:drawing>
           <wp:inline distT="0" distB="0" distL="0" distR="0" wp14:anchorId="44108B77" wp14:editId="49C31F62">
             <wp:extent cx="5296395" cy="3027680"/>
@@ -1412,7 +1435,7 @@
                     <pic:cNvPicPr/>
                   </pic:nvPicPr>
                   <pic:blipFill>
-                    <a:blip r:embed="rId5">
+                    <a:blip r:embed="rId7">
                       <a:extLst>
                         <a:ext uri="{28A0092B-C50C-407E-A947-70E740481C1C}">
                           <a14:useLocalDpi xmlns:a14="http://schemas.microsoft.com/office/drawing/2010/main" val="0"/>
@@ -1644,8 +1667,8 @@
       </w:r>
     </w:p>
     <w:sectPr>
-      <w:headerReference w:type="default" r:id="rId17"/>
-      <w:footerReference w:type="default" r:id="rId18"/>
+      <w:headerReference w:type="default" r:id="rId19"/>
+      <w:footerReference w:type="default" r:id="rId20"/>
       <w:pgSz w:w="12240" w:h="15840"/>
       <w:pgMar w:top="1440" w:right="1440" w:bottom="1440" w:left="1440" w:header="720" w:footer="720" w:gutter="0"/>
       <w:cols w:space="720"/>
@@ -1655,15 +1678,43 @@
 </w:document>
 </file>
 
+<file path=word/endnotes.xml><?xml version="1.0" encoding="utf-8"?>
+<w:endnotes xmlns:wpc="http://schemas.microsoft.com/office/word/2010/wordprocessingCanvas" xmlns:cx="http://schemas.microsoft.com/office/drawing/2014/chartex" xmlns:cx1="http://schemas.microsoft.com/office/drawing/2015/9/8/chartex" xmlns:cx2="http://schemas.microsoft.com/office/drawing/2015/10/21/chartex" xmlns:cx3="http://schemas.microsoft.com/office/drawing/2016/5/9/chartex" xmlns:cx4="http://schemas.microsoft.com/office/drawing/2016/5/10/chartex" xmlns:cx5="http://schemas.microsoft.com/office/drawing/2016/5/11/chartex" xmlns:cx6="http://schemas.microsoft.com/office/drawing/2016/5/12/chartex" xmlns:cx7="http://schemas.microsoft.com/office/drawing/2016/5/13/chartex" xmlns:cx8="http://schemas.microsoft.com/office/drawing/2016/5/14/chartex" xmlns:mc="http://schemas.openxmlformats.org/markup-compatibility/2006" xmlns:aink="http://schemas.microsoft.com/office/drawing/2016/ink" xmlns:am3d="http://schemas.microsoft.com/office/drawing/2017/model3d" xmlns:o="urn:schemas-microsoft-com:office:office" xmlns:oel="http://schemas.microsoft.com/office/2019/extlst" xmlns:r="http://schemas.openxmlformats.org/officeDocument/2006/relationships" xmlns:m="http://schemas.openxmlformats.org/officeDocument/2006/math" xmlns:v="urn:schemas-microsoft-com:vml" xmlns:wp14="http://schemas.microsoft.com/office/word/2010/wordprocessingDrawing" xmlns:wp="http://schemas.openxmlformats.org/drawingml/2006/wordprocessingDrawing" xmlns:w10="urn:schemas-microsoft-com:office:word" xmlns:w="http://schemas.openxmlformats.org/wordprocessingml/2006/main" xmlns:w14="http://schemas.microsoft.com/office/word/2010/wordml" xmlns:w15="http://schemas.microsoft.com/office/word/2012/wordml" xmlns:w16cex="http://schemas.microsoft.com/office/word/2018/wordml/cex" xmlns:w16cid="http://schemas.microsoft.com/office/word/2016/wordml/cid" xmlns:w16="http://schemas.microsoft.com/office/word/2018/wordml" xmlns:w16du="http://schemas.microsoft.com/office/word/2023/wordml/word16du" xmlns:w16sdtdh="http://schemas.microsoft.com/office/word/2020/wordml/sdtdatahash" xmlns:w16sdtfl="http://schemas.microsoft.com/office/word/2024/wordml/sdtformatlock" xmlns:w16se="http://schemas.microsoft.com/office/word/2015/wordml/symex" xmlns:wpg="http://schemas.microsoft.com/office/word/2010/wordprocessingGroup" xmlns:wpi="http://schemas.microsoft.com/office/word/2010/wordprocessingInk" xmlns:wne="http://schemas.microsoft.com/office/word/2006/wordml" xmlns:wps="http://schemas.microsoft.com/office/word/2010/wordprocessingShape" mc:Ignorable="w14 w15 w16se w16cid w16 w16cex w16sdtdh w16sdtfl w16du wp14">
+  <w:endnote w:type="separator" w:id="-1">
+    <w:p>
+      <w:pPr>
+        <w:spacing w:after="0" w:line="240" w:lineRule="auto"/>
+      </w:pPr>
+      <w:r>
+        <w:separator/>
+      </w:r>
+    </w:p>
+  </w:endnote>
+  <w:endnote w:type="continuationSeparator" w:id="0">
+    <w:p>
+      <w:pPr>
+        <w:spacing w:after="0" w:line="240" w:lineRule="auto"/>
+      </w:pPr>
+      <w:r>
+        <w:continuationSeparator/>
+      </w:r>
+    </w:p>
+  </w:endnote>
+</w:endnotes>
+</file>
+
 <file path=word/footer1.xml><?xml version="1.0" encoding="utf-8"?>
-<w:ftr xmlns:wpc="http://schemas.microsoft.com/office/word/2010/wordprocessingCanvas" xmlns:cx="http://schemas.microsoft.com/office/drawing/2014/chartex" xmlns:cx1="http://schemas.microsoft.com/office/drawing/2015/9/8/chartex" xmlns:cx2="http://schemas.microsoft.com/office/drawing/2015/10/21/chartex" xmlns:cx3="http://schemas.microsoft.com/office/drawing/2016/5/9/chartex" xmlns:cx4="http://schemas.microsoft.com/office/drawing/2016/5/10/chartex" xmlns:cx5="http://schemas.microsoft.com/office/drawing/2016/5/11/chartex" xmlns:cx6="http://schemas.microsoft.com/office/drawing/2016/5/12/chartex" xmlns:cx7="http://schemas.microsoft.com/office/drawing/2016/5/13/chartex" xmlns:cx8="http://schemas.microsoft.com/office/drawing/2016/5/14/chartex" xmlns:mc="http://schemas.openxmlformats.org/markup-compatibility/2006" xmlns:aink="http://schemas.microsoft.com/office/drawing/2016/ink" xmlns:am3d="http://schemas.microsoft.com/office/drawing/2017/model3d" xmlns:o="urn:schemas-microsoft-com:office:office" xmlns:oel="http://schemas.microsoft.com/office/2019/extlst" xmlns:r="http://schemas.openxmlformats.org/officeDocument/2006/relationships" xmlns:m="http://schemas.openxmlformats.org/officeDocument/2006/math" xmlns:v="urn:schemas-microsoft-com:vml" xmlns:wp14="http://schemas.microsoft.com/office/word/2010/wordprocessingDrawing" xmlns:wp="http://schemas.openxmlformats.org/drawingml/2006/wordprocessingDrawing" xmlns:w10="urn:schemas-microsoft-com:office:word" xmlns:w="http://schemas.openxmlformats.org/wordprocessingml/2006/main" xmlns:w14="http://schemas.microsoft.com/office/word/2010/wordml" xmlns:w15="http://schemas.microsoft.com/office/word/2012/wordml" xmlns:w16cei="http://schemas.microsoft.com/office/word/2026/wordml/cei" xmlns:w16cex="http://schemas.microsoft.com/office/word/2018/wordml/cex" xmlns:w16cid="http://schemas.microsoft.com/office/word/2016/wordml/cid" xmlns:w16="http://schemas.microsoft.com/office/word/2018/wordml" xmlns:w16du="http://schemas.microsoft.com/office/word/2023/wordml/word16du" xmlns:w16sdtdh="http://schemas.microsoft.com/office/word/2020/wordml/sdtdatahash" xmlns:w16sdtfl="http://schemas.microsoft.com/office/word/2024/wordml/sdtformatlock" xmlns:w16se="http://schemas.microsoft.com/office/word/2015/wordml/symex" xmlns:wpg="http://schemas.microsoft.com/office/word/2010/wordprocessingGroup" xmlns:wpi="http://schemas.microsoft.com/office/word/2010/wordprocessingInk" xmlns:wne="http://schemas.microsoft.com/office/word/2006/wordml" xmlns:wps="http://schemas.microsoft.com/office/word/2010/wordprocessingShape" mc:Ignorable="w14 w15 w16se w16cid w16 w16cex w16sdtdh w16sdtfl w16du wp14">
+<w:ftr xmlns:wpc="http://schemas.microsoft.com/office/word/2010/wordprocessingCanvas" xmlns:cx="http://schemas.microsoft.com/office/drawing/2014/chartex" xmlns:cx1="http://schemas.microsoft.com/office/drawing/2015/9/8/chartex" xmlns:cx2="http://schemas.microsoft.com/office/drawing/2015/10/21/chartex" xmlns:cx3="http://schemas.microsoft.com/office/drawing/2016/5/9/chartex" xmlns:cx4="http://schemas.microsoft.com/office/drawing/2016/5/10/chartex" xmlns:cx5="http://schemas.microsoft.com/office/drawing/2016/5/11/chartex" xmlns:cx6="http://schemas.microsoft.com/office/drawing/2016/5/12/chartex" xmlns:cx7="http://schemas.microsoft.com/office/drawing/2016/5/13/chartex" xmlns:cx8="http://schemas.microsoft.com/office/drawing/2016/5/14/chartex" xmlns:mc="http://schemas.openxmlformats.org/markup-compatibility/2006" xmlns:aink="http://schemas.microsoft.com/office/drawing/2016/ink" xmlns:am3d="http://schemas.microsoft.com/office/drawing/2017/model3d" xmlns:o="urn:schemas-microsoft-com:office:office" xmlns:oel="http://schemas.microsoft.com/office/2019/extlst" xmlns:r="http://schemas.openxmlformats.org/officeDocument/2006/relationships" xmlns:m="http://schemas.openxmlformats.org/officeDocument/2006/math" xmlns:v="urn:schemas-microsoft-com:vml" xmlns:wp14="http://schemas.microsoft.com/office/word/2010/wordprocessingDrawing" xmlns:wp="http://schemas.openxmlformats.org/drawingml/2006/wordprocessingDrawing" xmlns:w10="urn:schemas-microsoft-com:office:word" xmlns:w="http://schemas.openxmlformats.org/wordprocessingml/2006/main" xmlns:w14="http://schemas.microsoft.com/office/word/2010/wordml" xmlns:w15="http://schemas.microsoft.com/office/word/2012/wordml" xmlns:w16cex="http://schemas.microsoft.com/office/word/2018/wordml/cex" xmlns:w16cid="http://schemas.microsoft.com/office/word/2016/wordml/cid" xmlns:w16="http://schemas.microsoft.com/office/word/2018/wordml" xmlns:w16du="http://schemas.microsoft.com/office/word/2023/wordml/word16du" xmlns:w16sdtdh="http://schemas.microsoft.com/office/word/2020/wordml/sdtdatahash" xmlns:w16sdtfl="http://schemas.microsoft.com/office/word/2024/wordml/sdtformatlock" xmlns:w16se="http://schemas.microsoft.com/office/word/2015/wordml/symex" xmlns:wpg="http://schemas.microsoft.com/office/word/2010/wordprocessingGroup" xmlns:wpi="http://schemas.microsoft.com/office/word/2010/wordprocessingInk" xmlns:wne="http://schemas.microsoft.com/office/word/2006/wordml" xmlns:wps="http://schemas.microsoft.com/office/word/2010/wordprocessingShape" mc:Ignorable="w14 w15 w16se w16cid w16 w16cex w16sdtdh w16sdtfl w16du wp14">
   <w:p>
     <w:pPr>
       <w:pStyle w:val="Footer"/>
       <w:jc w:val="right"/>
     </w:pPr>
     <w:r>
-      <w:t xml:space="preserve">25DCE047                                                                                                                                        </w:t>
+      <w:t>25DCE057</w:t>
+    </w:r>
+    <w:r>
+      <w:t xml:space="preserve">                                                                                                                                        </w:t>
     </w:r>
     <w:sdt>
       <w:sdtPr>
@@ -1711,8 +1762,33 @@
 </w:ftr>
 </file>
 
+<file path=word/footnotes.xml><?xml version="1.0" encoding="utf-8"?>
+<w:footnotes xmlns:wpc="http://schemas.microsoft.com/office/word/2010/wordprocessingCanvas" xmlns:cx="http://schemas.microsoft.com/office/drawing/2014/chartex" xmlns:cx1="http://schemas.microsoft.com/office/drawing/2015/9/8/chartex" xmlns:cx2="http://schemas.microsoft.com/office/drawing/2015/10/21/chartex" xmlns:cx3="http://schemas.microsoft.com/office/drawing/2016/5/9/chartex" xmlns:cx4="http://schemas.microsoft.com/office/drawing/2016/5/10/chartex" xmlns:cx5="http://schemas.microsoft.com/office/drawing/2016/5/11/chartex" xmlns:cx6="http://schemas.microsoft.com/office/drawing/2016/5/12/chartex" xmlns:cx7="http://schemas.microsoft.com/office/drawing/2016/5/13/chartex" xmlns:cx8="http://schemas.microsoft.com/office/drawing/2016/5/14/chartex" xmlns:mc="http://schemas.openxmlformats.org/markup-compatibility/2006" xmlns:aink="http://schemas.microsoft.com/office/drawing/2016/ink" xmlns:am3d="http://schemas.microsoft.com/office/drawing/2017/model3d" xmlns:o="urn:schemas-microsoft-com:office:office" xmlns:oel="http://schemas.microsoft.com/office/2019/extlst" xmlns:r="http://schemas.openxmlformats.org/officeDocument/2006/relationships" xmlns:m="http://schemas.openxmlformats.org/officeDocument/2006/math" xmlns:v="urn:schemas-microsoft-com:vml" xmlns:wp14="http://schemas.microsoft.com/office/word/2010/wordprocessingDrawing" xmlns:wp="http://schemas.openxmlformats.org/drawingml/2006/wordprocessingDrawing" xmlns:w10="urn:schemas-microsoft-com:office:word" xmlns:w="http://schemas.openxmlformats.org/wordprocessingml/2006/main" xmlns:w14="http://schemas.microsoft.com/office/word/2010/wordml" xmlns:w15="http://schemas.microsoft.com/office/word/2012/wordml" xmlns:w16cex="http://schemas.microsoft.com/office/word/2018/wordml/cex" xmlns:w16cid="http://schemas.microsoft.com/office/word/2016/wordml/cid" xmlns:w16="http://schemas.microsoft.com/office/word/2018/wordml" xmlns:w16du="http://schemas.microsoft.com/office/word/2023/wordml/word16du" xmlns:w16sdtdh="http://schemas.microsoft.com/office/word/2020/wordml/sdtdatahash" xmlns:w16sdtfl="http://schemas.microsoft.com/office/word/2024/wordml/sdtformatlock" xmlns:w16se="http://schemas.microsoft.com/office/word/2015/wordml/symex" xmlns:wpg="http://schemas.microsoft.com/office/word/2010/wordprocessingGroup" xmlns:wpi="http://schemas.microsoft.com/office/word/2010/wordprocessingInk" xmlns:wne="http://schemas.microsoft.com/office/word/2006/wordml" xmlns:wps="http://schemas.microsoft.com/office/word/2010/wordprocessingShape" mc:Ignorable="w14 w15 w16se w16cid w16 w16cex w16sdtdh w16sdtfl w16du wp14">
+  <w:footnote w:type="separator" w:id="-1">
+    <w:p>
+      <w:pPr>
+        <w:spacing w:after="0" w:line="240" w:lineRule="auto"/>
+      </w:pPr>
+      <w:r>
+        <w:separator/>
+      </w:r>
+    </w:p>
+  </w:footnote>
+  <w:footnote w:type="continuationSeparator" w:id="0">
+    <w:p>
+      <w:pPr>
+        <w:spacing w:after="0" w:line="240" w:lineRule="auto"/>
+      </w:pPr>
+      <w:r>
+        <w:continuationSeparator/>
+      </w:r>
+    </w:p>
+  </w:footnote>
+</w:footnotes>
+</file>
+
 <file path=word/header1.xml><?xml version="1.0" encoding="utf-8"?>
-<w:hdr xmlns:wpc="http://schemas.microsoft.com/office/word/2010/wordprocessingCanvas" xmlns:cx="http://schemas.microsoft.com/office/drawing/2014/chartex" xmlns:cx1="http://schemas.microsoft.com/office/drawing/2015/9/8/chartex" xmlns:cx2="http://schemas.microsoft.com/office/drawing/2015/10/21/chartex" xmlns:cx3="http://schemas.microsoft.com/office/drawing/2016/5/9/chartex" xmlns:cx4="http://schemas.microsoft.com/office/drawing/2016/5/10/chartex" xmlns:cx5="http://schemas.microsoft.com/office/drawing/2016/5/11/chartex" xmlns:cx6="http://schemas.microsoft.com/office/drawing/2016/5/12/chartex" xmlns:cx7="http://schemas.microsoft.com/office/drawing/2016/5/13/chartex" xmlns:cx8="http://schemas.microsoft.com/office/drawing/2016/5/14/chartex" xmlns:mc="http://schemas.openxmlformats.org/markup-compatibility/2006" xmlns:aink="http://schemas.microsoft.com/office/drawing/2016/ink" xmlns:am3d="http://schemas.microsoft.com/office/drawing/2017/model3d" xmlns:o="urn:schemas-microsoft-com:office:office" xmlns:oel="http://schemas.microsoft.com/office/2019/extlst" xmlns:r="http://schemas.openxmlformats.org/officeDocument/2006/relationships" xmlns:m="http://schemas.openxmlformats.org/officeDocument/2006/math" xmlns:v="urn:schemas-microsoft-com:vml" xmlns:wp14="http://schemas.microsoft.com/office/word/2010/wordprocessingDrawing" xmlns:wp="http://schemas.openxmlformats.org/drawingml/2006/wordprocessingDrawing" xmlns:w10="urn:schemas-microsoft-com:office:word" xmlns:w="http://schemas.openxmlformats.org/wordprocessingml/2006/main" xmlns:w14="http://schemas.microsoft.com/office/word/2010/wordml" xmlns:w15="http://schemas.microsoft.com/office/word/2012/wordml" xmlns:w16cei="http://schemas.microsoft.com/office/word/2026/wordml/cei" xmlns:w16cex="http://schemas.microsoft.com/office/word/2018/wordml/cex" xmlns:w16cid="http://schemas.microsoft.com/office/word/2016/wordml/cid" xmlns:w16="http://schemas.microsoft.com/office/word/2018/wordml" xmlns:w16du="http://schemas.microsoft.com/office/word/2023/wordml/word16du" xmlns:w16sdtdh="http://schemas.microsoft.com/office/word/2020/wordml/sdtdatahash" xmlns:w16sdtfl="http://schemas.microsoft.com/office/word/2024/wordml/sdtformatlock" xmlns:w16se="http://schemas.microsoft.com/office/word/2015/wordml/symex" xmlns:wpg="http://schemas.microsoft.com/office/word/2010/wordprocessingGroup" xmlns:wpi="http://schemas.microsoft.com/office/word/2010/wordprocessingInk" xmlns:wne="http://schemas.microsoft.com/office/word/2006/wordml" xmlns:wps="http://schemas.microsoft.com/office/word/2010/wordprocessingShape" mc:Ignorable="w14 w15 w16se w16cid w16 w16cex w16sdtdh w16sdtfl w16du wp14">
+<w:hdr xmlns:wpc="http://schemas.microsoft.com/office/word/2010/wordprocessingCanvas" xmlns:cx="http://schemas.microsoft.com/office/drawing/2014/chartex" xmlns:cx1="http://schemas.microsoft.com/office/drawing/2015/9/8/chartex" xmlns:cx2="http://schemas.microsoft.com/office/drawing/2015/10/21/chartex" xmlns:cx3="http://schemas.microsoft.com/office/drawing/2016/5/9/chartex" xmlns:cx4="http://schemas.microsoft.com/office/drawing/2016/5/10/chartex" xmlns:cx5="http://schemas.microsoft.com/office/drawing/2016/5/11/chartex" xmlns:cx6="http://schemas.microsoft.com/office/drawing/2016/5/12/chartex" xmlns:cx7="http://schemas.microsoft.com/office/drawing/2016/5/13/chartex" xmlns:cx8="http://schemas.microsoft.com/office/drawing/2016/5/14/chartex" xmlns:mc="http://schemas.openxmlformats.org/markup-compatibility/2006" xmlns:aink="http://schemas.microsoft.com/office/drawing/2016/ink" xmlns:am3d="http://schemas.microsoft.com/office/drawing/2017/model3d" xmlns:o="urn:schemas-microsoft-com:office:office" xmlns:oel="http://schemas.microsoft.com/office/2019/extlst" xmlns:r="http://schemas.openxmlformats.org/officeDocument/2006/relationships" xmlns:m="http://schemas.openxmlformats.org/officeDocument/2006/math" xmlns:v="urn:schemas-microsoft-com:vml" xmlns:wp14="http://schemas.microsoft.com/office/word/2010/wordprocessingDrawing" xmlns:wp="http://schemas.openxmlformats.org/drawingml/2006/wordprocessingDrawing" xmlns:w10="urn:schemas-microsoft-com:office:word" xmlns:w="http://schemas.openxmlformats.org/wordprocessingml/2006/main" xmlns:w14="http://schemas.microsoft.com/office/word/2010/wordml" xmlns:w15="http://schemas.microsoft.com/office/word/2012/wordml" xmlns:w16cex="http://schemas.microsoft.com/office/word/2018/wordml/cex" xmlns:w16cid="http://schemas.microsoft.com/office/word/2016/wordml/cid" xmlns:w16="http://schemas.microsoft.com/office/word/2018/wordml" xmlns:w16du="http://schemas.microsoft.com/office/word/2023/wordml/word16du" xmlns:w16sdtdh="http://schemas.microsoft.com/office/word/2020/wordml/sdtdatahash" xmlns:w16sdtfl="http://schemas.microsoft.com/office/word/2024/wordml/sdtformatlock" xmlns:w16se="http://schemas.microsoft.com/office/word/2015/wordml/symex" xmlns:wpg="http://schemas.microsoft.com/office/word/2010/wordprocessingGroup" xmlns:wpi="http://schemas.microsoft.com/office/word/2010/wordprocessingInk" xmlns:wne="http://schemas.microsoft.com/office/word/2006/wordml" xmlns:wps="http://schemas.microsoft.com/office/word/2010/wordprocessingShape" mc:Ignorable="w14 w15 w16se w16cid w16 w16cex w16sdtdh w16sdtfl w16du wp14">
   <w:p>
     <w:pPr>
       <w:pStyle w:val="Header"/>
@@ -1737,7 +1813,7 @@
 </file>
 
 <file path=word/numbering.xml><?xml version="1.0" encoding="utf-8"?>
-<w:numbering xmlns:wpc="http://schemas.microsoft.com/office/word/2010/wordprocessingCanvas" xmlns:cx="http://schemas.microsoft.com/office/drawing/2014/chartex" xmlns:cx1="http://schemas.microsoft.com/office/drawing/2015/9/8/chartex" xmlns:cx2="http://schemas.microsoft.com/office/drawing/2015/10/21/chartex" xmlns:cx3="http://schemas.microsoft.com/office/drawing/2016/5/9/chartex" xmlns:cx4="http://schemas.microsoft.com/office/drawing/2016/5/10/chartex" xmlns:cx5="http://schemas.microsoft.com/office/drawing/2016/5/11/chartex" xmlns:cx6="http://schemas.microsoft.com/office/drawing/2016/5/12/chartex" xmlns:cx7="http://schemas.microsoft.com/office/drawing/2016/5/13/chartex" xmlns:cx8="http://schemas.microsoft.com/office/drawing/2016/5/14/chartex" xmlns:mc="http://schemas.openxmlformats.org/markup-compatibility/2006" xmlns:aink="http://schemas.microsoft.com/office/drawing/2016/ink" xmlns:am3d="http://schemas.microsoft.com/office/drawing/2017/model3d" xmlns:o="urn:schemas-microsoft-com:office:office" xmlns:oel="http://schemas.microsoft.com/office/2019/extlst" xmlns:r="http://schemas.openxmlformats.org/officeDocument/2006/relationships" xmlns:m="http://schemas.openxmlformats.org/officeDocument/2006/math" xmlns:v="urn:schemas-microsoft-com:vml" xmlns:wp14="http://schemas.microsoft.com/office/word/2010/wordprocessingDrawing" xmlns:wp="http://schemas.openxmlformats.org/drawingml/2006/wordprocessingDrawing" xmlns:w10="urn:schemas-microsoft-com:office:word" xmlns:w="http://schemas.openxmlformats.org/wordprocessingml/2006/main" xmlns:w14="http://schemas.microsoft.com/office/word/2010/wordml" xmlns:w15="http://schemas.microsoft.com/office/word/2012/wordml" xmlns:w16cei="http://schemas.microsoft.com/office/word/2026/wordml/cei" xmlns:w16cex="http://schemas.microsoft.com/office/word/2018/wordml/cex" xmlns:w16cid="http://schemas.microsoft.com/office/word/2016/wordml/cid" xmlns:w16="http://schemas.microsoft.com/office/word/2018/wordml" xmlns:w16du="http://schemas.microsoft.com/office/word/2023/wordml/word16du" xmlns:w16sdtdh="http://schemas.microsoft.com/office/word/2020/wordml/sdtdatahash" xmlns:w16sdtfl="http://schemas.microsoft.com/office/word/2024/wordml/sdtformatlock" xmlns:w16se="http://schemas.microsoft.com/office/word/2015/wordml/symex" xmlns:wpg="http://schemas.microsoft.com/office/word/2010/wordprocessingGroup" xmlns:wpi="http://schemas.microsoft.com/office/word/2010/wordprocessingInk" xmlns:wne="http://schemas.microsoft.com/office/word/2006/wordml" xmlns:wps="http://schemas.microsoft.com/office/word/2010/wordprocessingShape" mc:Ignorable="w14 w15 w16se w16cid w16 w16cex w16sdtdh w16sdtfl w16du wp14">
+<w:numbering xmlns:wpc="http://schemas.microsoft.com/office/word/2010/wordprocessingCanvas" xmlns:cx="http://schemas.microsoft.com/office/drawing/2014/chartex" xmlns:cx1="http://schemas.microsoft.com/office/drawing/2015/9/8/chartex" xmlns:cx2="http://schemas.microsoft.com/office/drawing/2015/10/21/chartex" xmlns:cx3="http://schemas.microsoft.com/office/drawing/2016/5/9/chartex" xmlns:cx4="http://schemas.microsoft.com/office/drawing/2016/5/10/chartex" xmlns:cx5="http://schemas.microsoft.com/office/drawing/2016/5/11/chartex" xmlns:cx6="http://schemas.microsoft.com/office/drawing/2016/5/12/chartex" xmlns:cx7="http://schemas.microsoft.com/office/drawing/2016/5/13/chartex" xmlns:cx8="http://schemas.microsoft.com/office/drawing/2016/5/14/chartex" xmlns:mc="http://schemas.openxmlformats.org/markup-compatibility/2006" xmlns:aink="http://schemas.microsoft.com/office/drawing/2016/ink" xmlns:am3d="http://schemas.microsoft.com/office/drawing/2017/model3d" xmlns:o="urn:schemas-microsoft-com:office:office" xmlns:oel="http://schemas.microsoft.com/office/2019/extlst" xmlns:r="http://schemas.openxmlformats.org/officeDocument/2006/relationships" xmlns:m="http://schemas.openxmlformats.org/officeDocument/2006/math" xmlns:v="urn:schemas-microsoft-com:vml" xmlns:wp14="http://schemas.microsoft.com/office/word/2010/wordprocessingDrawing" xmlns:wp="http://schemas.openxmlformats.org/drawingml/2006/wordprocessingDrawing" xmlns:w10="urn:schemas-microsoft-com:office:word" xmlns:w="http://schemas.openxmlformats.org/wordprocessingml/2006/main" xmlns:w14="http://schemas.microsoft.com/office/word/2010/wordml" xmlns:w15="http://schemas.microsoft.com/office/word/2012/wordml" xmlns:w16cex="http://schemas.microsoft.com/office/word/2018/wordml/cex" xmlns:w16cid="http://schemas.microsoft.com/office/word/2016/wordml/cid" xmlns:w16="http://schemas.microsoft.com/office/word/2018/wordml" xmlns:w16du="http://schemas.microsoft.com/office/word/2023/wordml/word16du" xmlns:w16sdtdh="http://schemas.microsoft.com/office/word/2020/wordml/sdtdatahash" xmlns:w16sdtfl="http://schemas.microsoft.com/office/word/2024/wordml/sdtformatlock" xmlns:w16se="http://schemas.microsoft.com/office/word/2015/wordml/symex" xmlns:wpg="http://schemas.microsoft.com/office/word/2010/wordprocessingGroup" xmlns:wpi="http://schemas.microsoft.com/office/word/2010/wordprocessingInk" xmlns:wne="http://schemas.microsoft.com/office/word/2006/wordml" xmlns:wps="http://schemas.microsoft.com/office/word/2010/wordprocessingShape" mc:Ignorable="w14 w15 w16se w16cid w16 w16cex w16sdtdh w16sdtfl w16du wp14">
   <w:abstractNum w:abstractNumId="0" w15:restartNumberingAfterBreak="0">
     <w:nsid w:val="1FBA689F"/>
     <w:multiLevelType w:val="multilevel"/>
@@ -3209,6 +3285,30 @@
       <w14:ligatures w14:val="none"/>
     </w:rPr>
   </w:style>
+  <w:style w:type="character" w:styleId="UnresolvedMention">
+    <w:name w:val="Unresolved Mention"/>
+    <w:basedOn w:val="DefaultParagraphFont"/>
+    <w:uiPriority w:val="99"/>
+    <w:semiHidden/>
+    <w:unhideWhenUsed/>
+    <w:rsid w:val="00F06F2E"/>
+    <w:rPr>
+      <w:color w:val="605E5C"/>
+      <w:shd w:val="clear" w:color="auto" w:fill="E1DFDD"/>
+    </w:rPr>
+  </w:style>
+  <w:style w:type="character" w:styleId="FollowedHyperlink">
+    <w:name w:val="FollowedHyperlink"/>
+    <w:basedOn w:val="DefaultParagraphFont"/>
+    <w:uiPriority w:val="99"/>
+    <w:semiHidden/>
+    <w:unhideWhenUsed/>
+    <w:rsid w:val="00F06F2E"/>
+    <w:rPr>
+      <w:color w:val="954F72" w:themeColor="followedHyperlink"/>
+      <w:u w:val="single"/>
+    </w:rPr>
+  </w:style>
 </w:styles>
 </file>
 
